--- a/atelier/atelier_035.docx
+++ b/atelier/atelier_035.docx
@@ -445,7 +445,7 @@
           </w:tcPr>
           <w:p>
             <w:r>
-              <w:t xml:space="preserve">DevOps Reviews régulières et templatisées (#31 à #33)</w:t>
+              <w:t xml:space="preserve">DevOps Reviews régulières et templatisées</w:t>
             </w:r>
           </w:p>
         </w:tc>
